--- a/LabWorks/Лабораторная работа №09.docx
+++ b/LabWorks/Лабораторная работа №09.docx
@@ -22,16 +22,8 @@
         <w:rPr>
           <w:bCs/>
         </w:rPr>
-        <w:t xml:space="preserve">Создание проекта в эмуляторе </w:t>
-      </w:r>
-      <w:proofErr w:type="spellStart"/>
-      <w:r>
-        <w:rPr>
-          <w:bCs/>
-        </w:rPr>
-        <w:t>Arduino</w:t>
-      </w:r>
-      <w:proofErr w:type="spellEnd"/>
+        <w:t>Создание проекта в эмуляторе Arduino</w:t>
+      </w:r>
     </w:p>
     <w:p>
       <w:pPr>
@@ -49,15 +41,7 @@
         </w:rPr>
       </w:pPr>
       <w:r>
-        <w:t xml:space="preserve">Научиться создавать имитационные модели проектов, работающих под управлением микроконтроллеров для </w:t>
-      </w:r>
-      <w:proofErr w:type="spellStart"/>
-      <w:r>
-        <w:t>Arduino</w:t>
-      </w:r>
-      <w:proofErr w:type="spellEnd"/>
-      <w:r>
-        <w:t xml:space="preserve">; </w:t>
+        <w:t xml:space="preserve">Научиться создавать имитационные модели проектов, работающих под управлением микроконтроллеров для Arduino; </w:t>
       </w:r>
     </w:p>
     <w:p>
@@ -68,23 +52,7 @@
         </w:rPr>
       </w:pPr>
       <w:r>
-        <w:t xml:space="preserve">Получить навыки работы с платой </w:t>
-      </w:r>
-      <w:proofErr w:type="spellStart"/>
-      <w:r>
-        <w:t>Arduino</w:t>
-      </w:r>
-      <w:proofErr w:type="spellEnd"/>
-      <w:r>
-        <w:t xml:space="preserve"> </w:t>
-      </w:r>
-      <w:proofErr w:type="spellStart"/>
-      <w:r>
-        <w:t>Uno</w:t>
-      </w:r>
-      <w:proofErr w:type="spellEnd"/>
-      <w:r>
-        <w:t xml:space="preserve"> и макетной платой </w:t>
+        <w:t xml:space="preserve">Получить навыки работы с платой Arduino Uno и макетной платой </w:t>
       </w:r>
     </w:p>
     <w:p>
@@ -103,15 +71,7 @@
         </w:rPr>
       </w:pPr>
       <w:r>
-        <w:t xml:space="preserve">Благодаров, А. В. Программирование микроконтроллеров семейства 1986ВЕ9х компании </w:t>
-      </w:r>
-      <w:proofErr w:type="spellStart"/>
-      <w:r>
-        <w:t>Миландр</w:t>
-      </w:r>
-      <w:proofErr w:type="spellEnd"/>
-      <w:r>
-        <w:t xml:space="preserve"> / А. В. Благодаров. – Москва: Горячая Линия–Телеком, 2020. – 232 с. – URL: https://ibooks.ru/bookshelf/372218/reading. – Режим доступа: только для зарегистрированных пользователей. – Текст: электронный. – гл.1-2. </w:t>
+        <w:t xml:space="preserve">Благодаров, А. В. Программирование микроконтроллеров семейства 1986ВЕ9х компании Миландр / А. В. Благодаров. – Москва: Горячая Линия–Телеком, 2020. – 232 с. – URL: https://ibooks.ru/bookshelf/372218/reading. – Режим доступа: только для зарегистрированных пользователей. – Текст: электронный. – гл.1-2. </w:t>
       </w:r>
     </w:p>
     <w:p>
@@ -167,15 +127,7 @@
         <w:pStyle w:val="2"/>
       </w:pPr>
       <w:r>
-        <w:t xml:space="preserve">Создать простейшую </w:t>
-      </w:r>
-      <w:proofErr w:type="spellStart"/>
-      <w:r>
-        <w:t>Arduino</w:t>
-      </w:r>
-      <w:proofErr w:type="spellEnd"/>
-      <w:r>
-        <w:t>-программу</w:t>
+        <w:t>Создать простейшую Arduino-программу</w:t>
       </w:r>
     </w:p>
     <w:p>
@@ -204,23 +156,7 @@
         <w:t>модели</w:t>
       </w:r>
       <w:r>
-        <w:t xml:space="preserve"> нужно разместить на рабочей поверхности плату </w:t>
-      </w:r>
-      <w:proofErr w:type="spellStart"/>
-      <w:r>
-        <w:t>Arduino</w:t>
-      </w:r>
-      <w:proofErr w:type="spellEnd"/>
-      <w:r>
-        <w:t xml:space="preserve"> </w:t>
-      </w:r>
-      <w:proofErr w:type="spellStart"/>
-      <w:r>
-        <w:t>Uno</w:t>
-      </w:r>
-      <w:proofErr w:type="spellEnd"/>
-      <w:r>
-        <w:t xml:space="preserve"> R3, макетную плату и светодиод</w:t>
+        <w:t xml:space="preserve"> нужно разместить на рабочей поверхности плату Arduino Uno R3, макетную плату и светодиод</w:t>
       </w:r>
       <w:r>
         <w:t>ы</w:t>
@@ -285,15 +221,7 @@
         <w:t>схему</w:t>
       </w:r>
       <w:r>
-        <w:t xml:space="preserve"> для </w:t>
-      </w:r>
-      <w:proofErr w:type="spellStart"/>
-      <w:r>
-        <w:t>Arduino</w:t>
-      </w:r>
-      <w:proofErr w:type="spellEnd"/>
-      <w:r>
-        <w:t>, в которо</w:t>
+        <w:t xml:space="preserve"> для Arduino, в которо</w:t>
       </w:r>
       <w:r>
         <w:t>й</w:t>
@@ -309,15 +237,7 @@
     </w:p>
     <w:p>
       <w:r>
-        <w:t xml:space="preserve">- зеленый мигающий: «гаснет – горит» 3 раза по 0,25 </w:t>
-      </w:r>
-      <w:proofErr w:type="spellStart"/>
-      <w:r>
-        <w:t>cекунды</w:t>
-      </w:r>
-      <w:proofErr w:type="spellEnd"/>
-      <w:r>
-        <w:t xml:space="preserve">, </w:t>
+        <w:t xml:space="preserve">- зеленый мигающий: «гаснет – горит» 3 раза по 0,25 cекунды, </w:t>
       </w:r>
     </w:p>
     <w:p>
@@ -342,13 +262,8 @@
       <w:r>
         <w:t xml:space="preserve">Разработать схему для </w:t>
       </w:r>
-      <w:proofErr w:type="spellStart"/>
-      <w:r>
-        <w:t>Arduino</w:t>
-      </w:r>
-      <w:proofErr w:type="spellEnd"/>
-      <w:r>
-        <w:t>, в которо</w:t>
+      <w:r>
+        <w:t>Arduino, в которо</w:t>
       </w:r>
       <w:r>
         <w:t>й</w:t>
@@ -401,8 +316,6 @@
       <w:r>
         <w:t xml:space="preserve">для конкретных входов светодиода используйте </w:t>
       </w:r>
-      <w:proofErr w:type="spellStart"/>
-      <w:proofErr w:type="gramStart"/>
       <w:r>
         <w:rPr>
           <w:lang w:val="en-US"/>
@@ -410,11 +323,9 @@
         <w:lastRenderedPageBreak/>
         <w:t>analogWrite</w:t>
       </w:r>
-      <w:proofErr w:type="spellEnd"/>
       <w:r>
         <w:t>(</w:t>
       </w:r>
-      <w:proofErr w:type="gramEnd"/>
       <w:r>
         <w:rPr>
           <w:lang w:val="en-US"/>
@@ -424,14 +335,12 @@
       <w:r>
         <w:t xml:space="preserve">, </w:t>
       </w:r>
-      <w:proofErr w:type="gramStart"/>
       <w:r>
         <w:rPr>
           <w:u w:val="single"/>
         </w:rPr>
         <w:t>0-255</w:t>
       </w:r>
-      <w:proofErr w:type="gramEnd"/>
       <w:r>
         <w:t>)</w:t>
       </w:r>
@@ -450,10 +359,61 @@
         <w:t xml:space="preserve">схему </w:t>
       </w:r>
       <w:r>
-        <w:t xml:space="preserve">с 3 светодиодами, </w:t>
-      </w:r>
-      <w:r>
-        <w:t>которые должны одновременно загораться и гаснуть с разной частотой – один мигает медленно, второй со средней скоростью, третий – быстро.</w:t>
+        <w:t xml:space="preserve">с </w:t>
+      </w:r>
+      <w:r>
+        <w:t>5</w:t>
+      </w:r>
+      <w:r>
+        <w:t xml:space="preserve"> светодиодами, </w:t>
+      </w:r>
+      <w:r>
+        <w:t>которые должны</w:t>
+      </w:r>
+      <w:r>
+        <w:t xml:space="preserve"> загораться и </w:t>
+      </w:r>
+      <w:r>
+        <w:t>гаснуть,</w:t>
+      </w:r>
+      <w:r>
+        <w:t xml:space="preserve"> образуя бегущую строку из </w:t>
+      </w:r>
+      <w:r>
+        <w:t>3 горящих одновременно светодиодов</w:t>
+      </w:r>
+      <w:r>
+        <w:t xml:space="preserve"> переключающуюся следующим образом:</w:t>
+      </w:r>
+    </w:p>
+    <w:p>
+      <w:r>
+        <w:t>●○○●●</w:t>
+      </w:r>
+    </w:p>
+    <w:p>
+      <w:r>
+        <w:t>●●○○●</w:t>
+      </w:r>
+    </w:p>
+    <w:p>
+      <w:r>
+        <w:t>●●●○○</w:t>
+      </w:r>
+    </w:p>
+    <w:p>
+      <w:r>
+        <w:t>○●●●○</w:t>
+      </w:r>
+    </w:p>
+    <w:p>
+      <w:pPr>
+        <w:rPr>
+          <w:lang w:val="en-US"/>
+        </w:rPr>
+      </w:pPr>
+      <w:r>
+        <w:t>○○●●●</w:t>
       </w:r>
     </w:p>
     <w:p>
@@ -473,15 +433,24 @@
         </w:numPr>
       </w:pPr>
       <w:r>
-        <w:t xml:space="preserve">Для получения звука используется пьезоэлемент. Для взаимодействия с пьезоэлементом используется функция </w:t>
-      </w:r>
-      <w:proofErr w:type="spellStart"/>
+        <w:t xml:space="preserve">Для получения звука используется пьезоэлемент. Для взаимодействия с пьезоэлементом используется функция tone: </w:t>
+      </w:r>
+    </w:p>
+    <w:p>
+      <w:pPr>
+        <w:pStyle w:val="ad"/>
+        <w:rPr>
+          <w:lang w:val="ru-RU"/>
+        </w:rPr>
+      </w:pPr>
       <w:r>
         <w:t>tone</w:t>
       </w:r>
-      <w:proofErr w:type="spellEnd"/>
-      <w:r>
-        <w:t xml:space="preserve">: </w:t>
+      <w:r>
+        <w:rPr>
+          <w:lang w:val="ru-RU"/>
+        </w:rPr>
+        <w:t>(пин, частота звука в герцах); // проигрывает звук заданной частоты</w:t>
       </w:r>
     </w:p>
     <w:p>
@@ -491,84 +460,19 @@
           <w:lang w:val="ru-RU"/>
         </w:rPr>
       </w:pPr>
-      <w:proofErr w:type="gramStart"/>
-      <w:r>
-        <w:t>tone</w:t>
+      <w:r>
+        <w:t>delay</w:t>
       </w:r>
       <w:r>
         <w:rPr>
           <w:lang w:val="ru-RU"/>
         </w:rPr>
-        <w:t>(</w:t>
-      </w:r>
-      <w:proofErr w:type="gramEnd"/>
-      <w:r>
-        <w:rPr>
-          <w:lang w:val="ru-RU"/>
-        </w:rPr>
-        <w:t>пин, частота звука в герцах); // проигрывает звук заданной частоты</w:t>
-      </w:r>
-    </w:p>
-    <w:p>
-      <w:pPr>
-        <w:pStyle w:val="ad"/>
-        <w:rPr>
-          <w:lang w:val="ru-RU"/>
-        </w:rPr>
-      </w:pPr>
-      <w:proofErr w:type="gramStart"/>
-      <w:r>
-        <w:t>delay</w:t>
-      </w:r>
-      <w:r>
-        <w:rPr>
-          <w:lang w:val="ru-RU"/>
-        </w:rPr>
-        <w:t>(</w:t>
-      </w:r>
-      <w:proofErr w:type="gramEnd"/>
-      <w:r>
-        <w:rPr>
-          <w:lang w:val="ru-RU"/>
-        </w:rPr>
-        <w:t xml:space="preserve">длительность ноты в </w:t>
-      </w:r>
-      <w:proofErr w:type="spellStart"/>
-      <w:r>
-        <w:rPr>
-          <w:lang w:val="ru-RU"/>
-        </w:rPr>
-        <w:t>милисекундах</w:t>
-      </w:r>
-      <w:proofErr w:type="spellEnd"/>
-      <w:proofErr w:type="gramStart"/>
-      <w:r>
-        <w:rPr>
-          <w:lang w:val="ru-RU"/>
-        </w:rPr>
-        <w:t>);</w:t>
-      </w:r>
-      <w:proofErr w:type="gramEnd"/>
-    </w:p>
-    <w:p>
-      <w:r>
-        <w:t xml:space="preserve">Для проигрывания мелодии нужно разместить на рабочей поверхности плату </w:t>
-      </w:r>
-      <w:proofErr w:type="spellStart"/>
-      <w:r>
-        <w:t>Arduino</w:t>
-      </w:r>
-      <w:proofErr w:type="spellEnd"/>
-      <w:r>
-        <w:t xml:space="preserve"> </w:t>
-      </w:r>
-      <w:proofErr w:type="spellStart"/>
-      <w:r>
-        <w:t>Uno</w:t>
-      </w:r>
-      <w:proofErr w:type="spellEnd"/>
-      <w:r>
-        <w:t xml:space="preserve"> R3, макетную плату, резистор и пьезоэлемент.</w:t>
+        <w:t>(длительность ноты в милисекундах);</w:t>
+      </w:r>
+    </w:p>
+    <w:p>
+      <w:r>
+        <w:t>Для проигрывания мелодии нужно разместить на рабочей поверхности плату Arduino Uno R3, макетную плату, резистор и пьезоэлемент.</w:t>
       </w:r>
     </w:p>
     <w:p>
@@ -648,7 +552,6 @@
       <w:r>
         <w:t xml:space="preserve"> при помощи псевдонима </w:t>
       </w:r>
-      <w:proofErr w:type="spellStart"/>
       <w:r>
         <w:rPr>
           <w:lang w:val="en-US"/>
@@ -661,7 +564,6 @@
         </w:rPr>
         <w:t>GGNN</w:t>
       </w:r>
-      <w:proofErr w:type="spellEnd"/>
       <w:r>
         <w:t xml:space="preserve">, где </w:t>
       </w:r>
@@ -785,23 +687,7 @@
         <w:pStyle w:val="2"/>
       </w:pPr>
       <w:r>
-        <w:t>Что такое и для чего используется «</w:t>
-      </w:r>
-      <w:proofErr w:type="spellStart"/>
-      <w:r>
-        <w:t>Arduino</w:t>
-      </w:r>
-      <w:proofErr w:type="spellEnd"/>
-      <w:r>
-        <w:t xml:space="preserve"> </w:t>
-      </w:r>
-      <w:proofErr w:type="spellStart"/>
-      <w:r>
-        <w:t>Uno</w:t>
-      </w:r>
-      <w:proofErr w:type="spellEnd"/>
-      <w:r>
-        <w:t xml:space="preserve">»? </w:t>
+        <w:t xml:space="preserve">Что такое и для чего используется «Arduino Uno»? </w:t>
       </w:r>
     </w:p>
     <w:p>
@@ -911,24 +797,11 @@
       <w:t>:</w:t>
     </w:r>
     <w:r>
-      <w:t xml:space="preserve"> </w:t>
-    </w:r>
-    <w:proofErr w:type="spellStart"/>
-    <w:r>
-      <w:t>Маломан</w:t>
-    </w:r>
-    <w:proofErr w:type="spellEnd"/>
-    <w:r>
-      <w:t xml:space="preserve"> Ю.С.</w:t>
+      <w:t xml:space="preserve"> Маломан Ю.С.</w:t>
     </w:r>
     <w:r>
-      <w:t xml:space="preserve">, Садовский </w:t>
+      <w:t>, Садовский Р.В.</w:t>
     </w:r>
-    <w:proofErr w:type="gramStart"/>
-    <w:r>
-      <w:t>Р.В.</w:t>
-    </w:r>
-    <w:proofErr w:type="gramEnd"/>
   </w:p>
 </w:hdr>
 </file>
